--- a/Digital RealEstate SOPs/SOP-05 GitHub Pages Deployment & DNS.docx
+++ b/Digital RealEstate SOPs/SOP-05 GitHub Pages Deployment & DNS.docx
@@ -720,6 +720,31 @@
           <w:szCs w:val="26"/>
         </w:rPr>
         <w:t xml:space="preserve">Part 2: The 4 Files to Push</w:t>
+      </w:r>
+    </w:p>
+    <w:p>
+      <w:pPr>
+        <w:shd w:fill="FFF3CD" w:color="auto" w:val="clear"/>
+        <w:spacing w:after="80" w:before="80"/>
+      </w:pPr>
+      <w:r>
+        <w:rPr>
+          <w:rFonts w:ascii="Arial" w:cs="Arial" w:eastAsia="Arial" w:hAnsi="Arial"/>
+          <w:b/>
+          <w:color w:val="856404"/>
+          <w:sz w:val="20"/>
+          <w:szCs w:val="20"/>
+        </w:rPr>
+        <w:t xml:space="preserve">→ ASTRO BUILDS: </w:t>
+      </w:r>
+      <w:r>
+        <w:rPr>
+          <w:rFonts w:ascii="Arial" w:cs="Arial" w:eastAsia="Arial" w:hAnsi="Arial"/>
+          <w:color w:val="856404"/>
+          <w:sz w:val="20"/>
+          <w:szCs w:val="20"/>
+        </w:rPr>
+        <w:t xml:space="preserve">For Astro-based sites (SOP-09), you do NOT push these 4 files manually. Instead, push the full source code and GitHub Actions builds the dist/ folder automatically on every push. The CNAME file must be placed in the public/ folder of the Astro project (not the root). The table below applies to the legacy single-file HTML approach (SOP-03).</w:t>
       </w:r>
     </w:p>
     <w:tbl>

--- a/Digital RealEstate SOPs/SOP-05 GitHub Pages Deployment & DNS.docx
+++ b/Digital RealEstate SOPs/SOP-05 GitHub Pages Deployment & DNS.docx
@@ -720,31 +720,6 @@
           <w:szCs w:val="26"/>
         </w:rPr>
         <w:t xml:space="preserve">Part 2: The 4 Files to Push</w:t>
-      </w:r>
-    </w:p>
-    <w:p>
-      <w:pPr>
-        <w:shd w:fill="FFF3CD" w:color="auto" w:val="clear"/>
-        <w:spacing w:after="80" w:before="80"/>
-      </w:pPr>
-      <w:r>
-        <w:rPr>
-          <w:rFonts w:ascii="Arial" w:cs="Arial" w:eastAsia="Arial" w:hAnsi="Arial"/>
-          <w:b/>
-          <w:color w:val="856404"/>
-          <w:sz w:val="20"/>
-          <w:szCs w:val="20"/>
-        </w:rPr>
-        <w:t xml:space="preserve">→ ASTRO BUILDS: </w:t>
-      </w:r>
-      <w:r>
-        <w:rPr>
-          <w:rFonts w:ascii="Arial" w:cs="Arial" w:eastAsia="Arial" w:hAnsi="Arial"/>
-          <w:color w:val="856404"/>
-          <w:sz w:val="20"/>
-          <w:szCs w:val="20"/>
-        </w:rPr>
-        <w:t xml:space="preserve">For Astro-based sites (SOP-09), you do NOT push these 4 files manually. Instead, push the full source code and GitHub Actions builds the dist/ folder automatically on every push. The CNAME file must be placed in the public/ folder of the Astro project (not the root). The table below applies to the legacy single-file HTML approach (SOP-03).</w:t>
       </w:r>
     </w:p>
     <w:tbl>
